--- a/backend/src/main/resources/demo/documents/Rivell Demo Draft Playbook.docx
+++ b/backend/src/main/resources/demo/documents/Rivell Demo Draft Playbook.docx
@@ -102,6 +102,19 @@
         <w:pStyle w:val="Heading1"/>
       </w:pPr>
       <w:r>
+        <w:t xml:space="preserve">Liability - Draft Revision</w:t>
+      </w:r>
+    </w:p>
+    <w:p>
+      <w:r>
+        <w:t xml:space="preserve">Preferred: total liability is uncapped and the supplier accepts unlimited exposure for this engagement.</w:t>
+      </w:r>
+    </w:p>
+    <w:p>
+      <w:pPr>
+        <w:pStyle w:val="Heading1"/>
+      </w:pPr>
+      <w:r>
         <w:t xml:space="preserve">Notice</w:t>
       </w:r>
     </w:p>
